--- a/CV_Material_Nacho/extras/cvs_personalizados/cv_tvrbo_web_pm.docx
+++ b/CV_Material_Nacho/extras/cvs_personalizados/cv_tvrbo_web_pm.docx
@@ -423,7 +423,7 @@
         <w:pStyle w:val="ListBullet"/>
       </w:pPr>
       <w:r>
-        <w:t>English: B1+/B2 — fluent technical reading, intermediate communication (not certified)</w:t>
+        <w:t>English: B1 (intermediate), self-assessed, not formally certified. I read technical documentation in English.</w:t>
       </w:r>
     </w:p>
     <w:p>
